--- a/Tailored_CVs/Shinoy_Schuberg_Philis_Cloud_Engineer_AWS.docx
+++ b/Tailored_CVs/Shinoy_Schuberg_Philis_Cloud_Engineer_AWS.docx
@@ -70,7 +70,7 @@
           <w:b w:val="0"/>
           <w:sz w:val="19"/>
         </w:rPr>
-        <w:t>I am a QA Automation Engineer with over 8 years of experience building scalable automation frameworks and working with AWS environments. My background includes automating deployment scripts, provisioning test environments, and collaborating with cross-functional teams. I bring hands-on experience with CI/CD pipelines, Linux, and infrastructure tools like Terraform. Currently living in the Netherlands with a valid EU residence permit, I am ready to contribute to your infrastructure team.</w:t>
+        <w:t>I am a QA Automation Engineer with over 8 years of experience building scalable automation frameworks and provisioning cloud environments using AWS and Terraform. I have set up CI/CD pipelines and managed Linux systems for financial and retail banking clients. While my primary background is in test automation and infrastructure setup, my hands-on experience with AWS, CI/CD, and IaC aligns well with cloud engineering tasks.</w:t>
       </w:r>
     </w:p>
     <w:p>
@@ -288,7 +288,7 @@
           <w:b w:val="0"/>
           <w:sz w:val="18"/>
         </w:rPr>
-        <w:t>▸ Provisioned underlying test environments and managed automated deployments using AWS, Terraform, and Linux environments to maintain high availability.</w:t>
+        <w:t>▸ Implemented CI/CD pipelines and ran automated regression test builds using Jenkins while provisioning underlying test environments with Terraform and AWS.</w:t>
       </w:r>
     </w:p>
     <w:p>
@@ -301,7 +301,7 @@
           <w:b w:val="0"/>
           <w:sz w:val="18"/>
         </w:rPr>
-        <w:t>▸ Implemented CI/CD pipelines and ran automated regression test builds using Jenkins within financial and banking environments.</w:t>
+        <w:t>▸ Managed and provisioned cloud and test environments using Terraform, AWS, and Linux to maintain high availability for banking applications.</w:t>
       </w:r>
     </w:p>
     <w:p>
@@ -314,7 +314,7 @@
           <w:b w:val="0"/>
           <w:sz w:val="18"/>
         </w:rPr>
-        <w:t>▸ Streamlined complex test generation and deployment scripts utilizing AI tools like Gemini Code Assist to improve delivery efficiency.</w:t>
+        <w:t>▸ Containerized test environments using Docker and implemented configuration management for QA infrastructure.</w:t>
       </w:r>
     </w:p>
     <w:p>
@@ -327,7 +327,7 @@
           <w:b w:val="0"/>
           <w:sz w:val="18"/>
         </w:rPr>
-        <w:t>▸ Worked closely with crossfunctional teams to align technical delivery with operational needs in cloud and microservices architectures.</w:t>
+        <w:t>▸ Streamlined complex test generation and deployment scripts utilizing AI tools like Gemini Code Assist.</w:t>
       </w:r>
     </w:p>
     <w:p>
